--- a/docs/manual/발주-전표-입고-상품관리-매뉴얼-사무실용-초안15.docx
+++ b/docs/manual/발주-전표-입고-상품관리-매뉴얼-사무실용-초안15.docx
@@ -3541,7 +3541,7 @@
           <w:sz w:val="22"/>
           <w:szCs w:val="22"/>
         </w:rPr>
-        <w:t xml:space="preserve">상품이 안 정해진 박스는 "상품 지정" 칸에서 상품을 고르면 그 자리에서 재고에 들어갑니다. 사람이 직접 고른 것은 "이 바코드는 이 상품"으로 기억해 두었다가 다음에 자동으로 적용하는 것이 목표입니다 — 다만 같은 번호인데도 또 "상품 확인 필요"로 뜨는 경우가 있으니(확인·수정 중), 그럴 땐 당황하지 말고 다시 지정해 주세요. 재고엔 문제가 없습니다.</w:t>
+        <w:t xml:space="preserve">상품이 안 정해진 박스는 "상품 지정" 칸에서 상품을 고르면 그 자리에서 재고에 들어갑니다. 사람이 직접 고른 것은 그 부위·등급(소는 품종·원산지까지) 조합으로 기억되어, 같은 조합의 새 박스는 다음부터 자동으로 정해집니다. 박스에 상품코드(바코드)가 있으면 그 코드로도 따로 기억합니다 — 실제로 다시 스캔해서 자동으로 이어지는 것까지 확인했습니다.</w:t>
       </w:r>
     </w:p>
     <w:p>
@@ -3621,90 +3621,23 @@
         <w:spacing w:after="100"/>
       </w:pPr>
     </w:p>
-    <w:tbl>
-      <w:tblPr>
-        <w:tblW w:type="dxa" w:w="9638"/>
-        <w:tblBorders>
-          <w:top w:val="single" w:color="auto" w:sz="4"/>
-          <w:left w:val="single" w:color="auto" w:sz="4"/>
-          <w:bottom w:val="single" w:color="auto" w:sz="4"/>
-          <w:right w:val="single" w:color="auto" w:sz="4"/>
-          <w:insideH w:val="single" w:color="auto" w:sz="4"/>
-          <w:insideV w:val="single" w:color="auto" w:sz="4"/>
-        </w:tblBorders>
-      </w:tblPr>
-      <w:tblGrid>
-        <w:gridCol w:w="9638"/>
-      </w:tblGrid>
-      <w:tr>
-        <w:trPr>
-          <w:cantSplit/>
-        </w:trPr>
-        <w:tc>
-          <w:tcPr>
-            <w:tcW w:type="dxa" w:w="9638"/>
-            <w:tcBorders>
-              <w:top w:val="single" w:color="94A3B8" w:sz="4"/>
-              <w:left w:val="single" w:color="94A3B8" w:sz="4"/>
-              <w:bottom w:val="single" w:color="94A3B8" w:sz="4"/>
-              <w:right w:val="single" w:color="94A3B8" w:sz="4"/>
-            </w:tcBorders>
-            <w:shd w:fill="FEF3C7" w:color="auto" w:val="clear"/>
-            <w:tcMar>
-              <w:top w:type="dxa" w:w="110"/>
-              <w:left w:type="dxa" w:w="160"/>
-              <w:bottom w:type="dxa" w:w="110"/>
-              <w:right w:type="dxa" w:w="160"/>
-            </w:tcMar>
-          </w:tcPr>
-          <w:p>
-            <w:pPr>
-              <w:spacing w:after="80"/>
-            </w:pPr>
-            <w:r>
-              <w:rPr>
-                <w:rFonts w:ascii="Malgun Gothic" w:cs="Malgun Gothic" w:eastAsia="Malgun Gothic" w:hAnsi="Malgun Gothic"/>
-                <w:b/>
-                <w:bCs/>
-                <w:sz w:val="22"/>
-                <w:szCs w:val="22"/>
-              </w:rPr>
-              <w:t xml:space="preserve">주의 — 상품 지정 후 화면 안내가 부정확할 수 있음</w:t>
-            </w:r>
-          </w:p>
-          <w:p>
-            <w:pPr>
-              <w:spacing w:after="60" w:line="300"/>
-            </w:pPr>
-            <w:r>
-              <w:rPr>
-                <w:rFonts w:ascii="Malgun Gothic" w:cs="Malgun Gothic" w:eastAsia="Malgun Gothic" w:hAnsi="Malgun Gothic"/>
-                <w:sz w:val="22"/>
-                <w:szCs w:val="22"/>
-              </w:rPr>
-              <w:t xml:space="preserve">"상품 지정"을 마치면 "상품을 지정했습니다"라는 메시지만 뜨는데, 실제로는 전표에 없는 품목이거나 수량 초과라서 보류함(2-6)으로 들어갔을 수도 있습니다. 화면이 이 둘을 구분해서 알려주지 않는 문제를 발견해 수정할 예정입니다.</w:t>
-            </w:r>
-          </w:p>
-          <w:p>
-            <w:pPr>
-              <w:spacing w:after="60" w:line="300"/>
-            </w:pPr>
-            <w:r>
-              <w:rPr>
-                <w:rFonts w:ascii="Malgun Gothic" w:cs="Malgun Gothic" w:eastAsia="Malgun Gothic" w:hAnsi="Malgun Gothic"/>
-                <w:sz w:val="22"/>
-                <w:szCs w:val="22"/>
-              </w:rPr>
-              <w:t xml:space="preserve">상품을 지정한 뒤에는 보류함도 한 번씩 확인하는 습관을 들이세요.</w:t>
-            </w:r>
-          </w:p>
-        </w:tc>
-      </w:tr>
-    </w:tbl>
-    <w:p>
-      <w:pPr>
-        <w:spacing w:after="100"/>
-      </w:pPr>
+    <w:p>
+      <w:pPr>
+        <w:pStyle w:val="ListParagraph"/>
+        <w:numPr>
+          <w:ilvl w:val="0"/>
+          <w:numId w:val="3"/>
+        </w:numPr>
+        <w:spacing w:after="60" w:line="300"/>
+      </w:pPr>
+      <w:r>
+        <w:rPr>
+          <w:rFonts w:ascii="Malgun Gothic" w:cs="Malgun Gothic" w:eastAsia="Malgun Gothic" w:hAnsi="Malgun Gothic"/>
+          <w:sz w:val="22"/>
+          <w:szCs w:val="22"/>
+        </w:rPr>
+        <w:t xml:space="preserve">"상품 지정"을 마쳤을 때, 그 박스가 전표에 없는 품목이거나 수량 초과라서 보류함(2-6)으로 들어간 경우에는 화면 메시지가 그 사실도 함께 알려줍니다("다만 전표 없이/초과로 보류함에 들어갔습니다" 식으로).</w:t>
+      </w:r>
     </w:p>
     <w:p>
       <w:pPr>
@@ -10950,7 +10883,7 @@
           <w:sz w:val="22"/>
           <w:szCs w:val="22"/>
         </w:rPr>
-        <w:t xml:space="preserve">2장(입고 스캔)·3장(전표관리)의 문구를 실제 화면과 하나하나 대조했습니다. 다른 점이 있던 곳은 본문에 바로 반영했습니다 — 2-1에 "매입단가" 칸 추가, 2-4의 "자동으로 이어집니다" 설명을 실제 동작에 맞게 보완(+발견된 화면 안내 버그 주의문 추가).</w:t>
+        <w:t xml:space="preserve">2장(입고 스캔)·3장(전표관리)의 문구를 실제 화면과 하나하나 대조했습니다. 다른 점이 있던 곳은 본문에 바로 반영했습니다 — 2-1에 "매입단가" 칸 추가, 2-4의 자동 연결 설명 보완. 검증 중 "상품 지정" 후 보류함으로 들어간 사실을 화면이 안 알려주던 버그도 발견해 그 자리에서 고쳤습니다(2-4 반영).</w:t>
       </w:r>
     </w:p>
     <w:p>
